--- a/assets/plantillas-documentos/plantilla-document-accessible-UdL.docx
+++ b/assets/plantillas-documentos/plantilla-document-accessible-UdL.docx
@@ -13,21 +13,7 @@
         <w:rPr>
           <w:lang w:val="es-ES_tradnl"/>
         </w:rPr>
-        <w:t xml:space="preserve">Plantilla de documentos accesibles de la </w:t>
-      </w:r>
-      <w:proofErr w:type="spellStart"/>
-      <w:r>
-        <w:rPr>
-          <w:lang w:val="es-ES_tradnl"/>
-        </w:rPr>
-        <w:t>Universitat</w:t>
-      </w:r>
-      <w:proofErr w:type="spellEnd"/>
-      <w:r>
-        <w:rPr>
-          <w:lang w:val="es-ES_tradnl"/>
-        </w:rPr>
-        <w:t xml:space="preserve"> de Lleida</w:t>
+        <w:t>Plantilla de documentos accesibles de la Universitat de Lleida</w:t>
       </w:r>
     </w:p>
     <w:p>
@@ -570,10 +556,11 @@
     <w:p>
       <w:pPr>
         <w:rPr>
-          <w:lang w:val="es-ES_tradnl"/>
-        </w:rPr>
-      </w:pPr>
-      <w:hyperlink r:id="rId5" w:history="1">
+          <w:rStyle w:val="Hipervnculo"/>
+          <w:lang w:val="es-ES_tradnl"/>
+        </w:rPr>
+      </w:pPr>
+      <w:hyperlink r:id="rId7" w:history="1">
         <w:r>
           <w:rPr>
             <w:rStyle w:val="Hipervnculo"/>
@@ -731,7 +718,7 @@
                     </pic:cNvPicPr>
                   </pic:nvPicPr>
                   <pic:blipFill>
-                    <a:blip r:embed="rId6">
+                    <a:blip r:embed="rId8">
                       <a:extLst>
                         <a:ext uri="{28A0092B-C50C-407E-A947-70E740481C1C}">
                           <a14:useLocalDpi xmlns:a14="http://schemas.microsoft.com/office/drawing/2010/main" val="0"/>
@@ -1248,7 +1235,7 @@
           <w:lang w:val="es-ES_tradnl"/>
         </w:rPr>
       </w:pPr>
-      <w:hyperlink r:id="rId7" w:history="1">
+      <w:hyperlink r:id="rId9" w:history="1">
         <w:r>
           <w:rPr>
             <w:rStyle w:val="Hipervnculo"/>
@@ -1273,21 +1260,7 @@
         <w:rPr>
           <w:lang w:val="es-ES_tradnl"/>
         </w:rPr>
-        <w:t xml:space="preserve"> de contenido digital de la </w:t>
-      </w:r>
-      <w:proofErr w:type="spellStart"/>
-      <w:r>
-        <w:rPr>
-          <w:lang w:val="es-ES_tradnl"/>
-        </w:rPr>
-        <w:t>Universitat</w:t>
-      </w:r>
-      <w:proofErr w:type="spellEnd"/>
-      <w:r>
-        <w:rPr>
-          <w:lang w:val="es-ES_tradnl"/>
-        </w:rPr>
-        <w:t xml:space="preserve"> de Lleida</w:t>
+        <w:t xml:space="preserve"> de contenido digital de la Universitat de Lleida</w:t>
       </w:r>
     </w:p>
     <w:p>
@@ -1301,7 +1274,7 @@
           <w:lang w:val="es-ES_tradnl"/>
         </w:rPr>
       </w:pPr>
-      <w:hyperlink r:id="rId8" w:history="1">
+      <w:hyperlink r:id="rId10" w:history="1">
         <w:r>
           <w:rPr>
             <w:rStyle w:val="Hipervnculo"/>
@@ -1337,6 +1310,56 @@
     </w:sectPr>
   </w:body>
 </w:document>
+</file>
+
+<file path=word/endnotes.xml><?xml version="1.0" encoding="utf-8"?>
+<w:endnotes xmlns:wpc="http://schemas.microsoft.com/office/word/2010/wordprocessingCanvas" xmlns:cx="http://schemas.microsoft.com/office/drawing/2014/chartex" xmlns:cx1="http://schemas.microsoft.com/office/drawing/2015/9/8/chartex" xmlns:cx2="http://schemas.microsoft.com/office/drawing/2015/10/21/chartex" xmlns:cx3="http://schemas.microsoft.com/office/drawing/2016/5/9/chartex" xmlns:cx4="http://schemas.microsoft.com/office/drawing/2016/5/10/chartex" xmlns:cx5="http://schemas.microsoft.com/office/drawing/2016/5/11/chartex" xmlns:cx6="http://schemas.microsoft.com/office/drawing/2016/5/12/chartex" xmlns:cx7="http://schemas.microsoft.com/office/drawing/2016/5/13/chartex" xmlns:cx8="http://schemas.microsoft.com/office/drawing/2016/5/14/chartex" xmlns:mc="http://schemas.openxmlformats.org/markup-compatibility/2006" xmlns:aink="http://schemas.microsoft.com/office/drawing/2016/ink" xmlns:am3d="http://schemas.microsoft.com/office/drawing/2017/model3d" xmlns:o="urn:schemas-microsoft-com:office:office" xmlns:oel="http://schemas.microsoft.com/office/2019/extlst" xmlns:r="http://schemas.openxmlformats.org/officeDocument/2006/relationships" xmlns:m="http://schemas.openxmlformats.org/officeDocument/2006/math" xmlns:v="urn:schemas-microsoft-com:vml" xmlns:wp14="http://schemas.microsoft.com/office/word/2010/wordprocessingDrawing" xmlns:wp="http://schemas.openxmlformats.org/drawingml/2006/wordprocessingDrawing" xmlns:w10="urn:schemas-microsoft-com:office:word" xmlns:w="http://schemas.openxmlformats.org/wordprocessingml/2006/main" xmlns:w14="http://schemas.microsoft.com/office/word/2010/wordml" xmlns:w15="http://schemas.microsoft.com/office/word/2012/wordml" xmlns:w16cex="http://schemas.microsoft.com/office/word/2018/wordml/cex" xmlns:w16cid="http://schemas.microsoft.com/office/word/2016/wordml/cid" xmlns:w16="http://schemas.microsoft.com/office/word/2018/wordml" xmlns:w16du="http://schemas.microsoft.com/office/word/2023/wordml/word16du" xmlns:w16sdtdh="http://schemas.microsoft.com/office/word/2020/wordml/sdtdatahash" xmlns:w16sdtfl="http://schemas.microsoft.com/office/word/2024/wordml/sdtformatlock" xmlns:w16se="http://schemas.microsoft.com/office/word/2015/wordml/symex" xmlns:wpg="http://schemas.microsoft.com/office/word/2010/wordprocessingGroup" xmlns:wpi="http://schemas.microsoft.com/office/word/2010/wordprocessingInk" xmlns:wne="http://schemas.microsoft.com/office/word/2006/wordml" xmlns:wps="http://schemas.microsoft.com/office/word/2010/wordprocessingShape" mc:Ignorable="w14 w15 w16se w16cid w16 w16cex w16sdtdh w16sdtfl w16du wp14">
+  <w:endnote w:type="separator" w:id="-1">
+    <w:p>
+      <w:pPr>
+        <w:spacing w:after="0" w:line="240" w:lineRule="auto"/>
+      </w:pPr>
+      <w:r>
+        <w:separator/>
+      </w:r>
+    </w:p>
+  </w:endnote>
+  <w:endnote w:type="continuationSeparator" w:id="0">
+    <w:p>
+      <w:pPr>
+        <w:spacing w:after="0" w:line="240" w:lineRule="auto"/>
+      </w:pPr>
+      <w:r>
+        <w:continuationSeparator/>
+      </w:r>
+    </w:p>
+  </w:endnote>
+</w:endnotes>
+</file>
+
+<file path=word/footnotes.xml><?xml version="1.0" encoding="utf-8"?>
+<w:footnotes xmlns:wpc="http://schemas.microsoft.com/office/word/2010/wordprocessingCanvas" xmlns:cx="http://schemas.microsoft.com/office/drawing/2014/chartex" xmlns:cx1="http://schemas.microsoft.com/office/drawing/2015/9/8/chartex" xmlns:cx2="http://schemas.microsoft.com/office/drawing/2015/10/21/chartex" xmlns:cx3="http://schemas.microsoft.com/office/drawing/2016/5/9/chartex" xmlns:cx4="http://schemas.microsoft.com/office/drawing/2016/5/10/chartex" xmlns:cx5="http://schemas.microsoft.com/office/drawing/2016/5/11/chartex" xmlns:cx6="http://schemas.microsoft.com/office/drawing/2016/5/12/chartex" xmlns:cx7="http://schemas.microsoft.com/office/drawing/2016/5/13/chartex" xmlns:cx8="http://schemas.microsoft.com/office/drawing/2016/5/14/chartex" xmlns:mc="http://schemas.openxmlformats.org/markup-compatibility/2006" xmlns:aink="http://schemas.microsoft.com/office/drawing/2016/ink" xmlns:am3d="http://schemas.microsoft.com/office/drawing/2017/model3d" xmlns:o="urn:schemas-microsoft-com:office:office" xmlns:oel="http://schemas.microsoft.com/office/2019/extlst" xmlns:r="http://schemas.openxmlformats.org/officeDocument/2006/relationships" xmlns:m="http://schemas.openxmlformats.org/officeDocument/2006/math" xmlns:v="urn:schemas-microsoft-com:vml" xmlns:wp14="http://schemas.microsoft.com/office/word/2010/wordprocessingDrawing" xmlns:wp="http://schemas.openxmlformats.org/drawingml/2006/wordprocessingDrawing" xmlns:w10="urn:schemas-microsoft-com:office:word" xmlns:w="http://schemas.openxmlformats.org/wordprocessingml/2006/main" xmlns:w14="http://schemas.microsoft.com/office/word/2010/wordml" xmlns:w15="http://schemas.microsoft.com/office/word/2012/wordml" xmlns:w16cex="http://schemas.microsoft.com/office/word/2018/wordml/cex" xmlns:w16cid="http://schemas.microsoft.com/office/word/2016/wordml/cid" xmlns:w16="http://schemas.microsoft.com/office/word/2018/wordml" xmlns:w16du="http://schemas.microsoft.com/office/word/2023/wordml/word16du" xmlns:w16sdtdh="http://schemas.microsoft.com/office/word/2020/wordml/sdtdatahash" xmlns:w16sdtfl="http://schemas.microsoft.com/office/word/2024/wordml/sdtformatlock" xmlns:w16se="http://schemas.microsoft.com/office/word/2015/wordml/symex" xmlns:wpg="http://schemas.microsoft.com/office/word/2010/wordprocessingGroup" xmlns:wpi="http://schemas.microsoft.com/office/word/2010/wordprocessingInk" xmlns:wne="http://schemas.microsoft.com/office/word/2006/wordml" xmlns:wps="http://schemas.microsoft.com/office/word/2010/wordprocessingShape" mc:Ignorable="w14 w15 w16se w16cid w16 w16cex w16sdtdh w16sdtfl w16du wp14">
+  <w:footnote w:type="separator" w:id="-1">
+    <w:p>
+      <w:pPr>
+        <w:spacing w:after="0" w:line="240" w:lineRule="auto"/>
+      </w:pPr>
+      <w:r>
+        <w:separator/>
+      </w:r>
+    </w:p>
+  </w:footnote>
+  <w:footnote w:type="continuationSeparator" w:id="0">
+    <w:p>
+      <w:pPr>
+        <w:spacing w:after="0" w:line="240" w:lineRule="auto"/>
+      </w:pPr>
+      <w:r>
+        <w:continuationSeparator/>
+      </w:r>
+    </w:p>
+  </w:footnote>
+</w:footnotes>
 </file>
 
 <file path=word/numbering.xml><?xml version="1.0" encoding="utf-8"?>
@@ -2518,7 +2541,7 @@
     <w:link w:val="Ttulo1Car"/>
     <w:uiPriority w:val="9"/>
     <w:qFormat/>
-    <w:rsid w:val="006C20A2"/>
+    <w:rsid w:val="008D3B5C"/>
     <w:pPr>
       <w:keepNext/>
       <w:keepLines/>
@@ -2528,7 +2551,7 @@
     <w:rPr>
       <w:rFonts w:asciiTheme="majorHAnsi" w:eastAsiaTheme="majorEastAsia" w:hAnsiTheme="majorHAnsi" w:cstheme="majorBidi"/>
       <w:b/>
-      <w:color w:val="0F4761" w:themeColor="accent1" w:themeShade="BF"/>
+      <w:color w:val="000000" w:themeColor="text1"/>
       <w:sz w:val="48"/>
       <w:szCs w:val="40"/>
     </w:rPr>
@@ -2541,7 +2564,7 @@
     <w:uiPriority w:val="9"/>
     <w:unhideWhenUsed/>
     <w:qFormat/>
-    <w:rsid w:val="006C20A2"/>
+    <w:rsid w:val="008D3B5C"/>
     <w:pPr>
       <w:keepNext/>
       <w:keepLines/>
@@ -2556,7 +2579,7 @@
     <w:rPr>
       <w:rFonts w:eastAsiaTheme="majorEastAsia" w:cstheme="majorBidi"/>
       <w:b/>
-      <w:color w:val="0F4761" w:themeColor="accent1" w:themeShade="BF"/>
+      <w:color w:val="000000" w:themeColor="text1"/>
       <w:sz w:val="36"/>
       <w:szCs w:val="32"/>
     </w:rPr>
@@ -2569,7 +2592,7 @@
     <w:uiPriority w:val="9"/>
     <w:unhideWhenUsed/>
     <w:qFormat/>
-    <w:rsid w:val="006C20A2"/>
+    <w:rsid w:val="008D3B5C"/>
     <w:pPr>
       <w:keepNext/>
       <w:keepLines/>
@@ -2584,7 +2607,7 @@
     <w:rPr>
       <w:rFonts w:eastAsiaTheme="majorEastAsia" w:cstheme="majorBidi"/>
       <w:b/>
-      <w:color w:val="0F4761" w:themeColor="accent1" w:themeShade="BF"/>
+      <w:color w:val="000000" w:themeColor="text1"/>
       <w:sz w:val="32"/>
       <w:szCs w:val="28"/>
     </w:rPr>
@@ -2597,7 +2620,7 @@
     <w:uiPriority w:val="9"/>
     <w:unhideWhenUsed/>
     <w:qFormat/>
-    <w:rsid w:val="006C20A2"/>
+    <w:rsid w:val="008D3B5C"/>
     <w:pPr>
       <w:keepNext/>
       <w:keepLines/>
@@ -2609,7 +2632,7 @@
       <w:b/>
       <w:i/>
       <w:iCs/>
-      <w:color w:val="0F4761" w:themeColor="accent1" w:themeShade="BF"/>
+      <w:color w:val="000000" w:themeColor="text1"/>
       <w:sz w:val="28"/>
     </w:rPr>
   </w:style>
@@ -2754,11 +2777,11 @@
     <w:basedOn w:val="Fuentedeprrafopredeter"/>
     <w:link w:val="Ttulo1"/>
     <w:uiPriority w:val="9"/>
-    <w:rsid w:val="006C20A2"/>
+    <w:rsid w:val="008D3B5C"/>
     <w:rPr>
       <w:rFonts w:asciiTheme="majorHAnsi" w:eastAsiaTheme="majorEastAsia" w:hAnsiTheme="majorHAnsi" w:cstheme="majorBidi"/>
       <w:b/>
-      <w:color w:val="0F4761" w:themeColor="accent1" w:themeShade="BF"/>
+      <w:color w:val="000000" w:themeColor="text1"/>
       <w:sz w:val="48"/>
       <w:szCs w:val="40"/>
     </w:rPr>
@@ -2768,11 +2791,11 @@
     <w:basedOn w:val="Fuentedeprrafopredeter"/>
     <w:link w:val="Ttulo2"/>
     <w:uiPriority w:val="9"/>
-    <w:rsid w:val="006C20A2"/>
+    <w:rsid w:val="008D3B5C"/>
     <w:rPr>
       <w:rFonts w:ascii="Verdana" w:eastAsiaTheme="majorEastAsia" w:hAnsi="Verdana" w:cstheme="majorBidi"/>
       <w:b/>
-      <w:color w:val="0F4761" w:themeColor="accent1" w:themeShade="BF"/>
+      <w:color w:val="000000" w:themeColor="text1"/>
       <w:sz w:val="36"/>
       <w:szCs w:val="32"/>
     </w:rPr>
@@ -2782,11 +2805,11 @@
     <w:basedOn w:val="Fuentedeprrafopredeter"/>
     <w:link w:val="Ttulo3"/>
     <w:uiPriority w:val="9"/>
-    <w:rsid w:val="006C20A2"/>
+    <w:rsid w:val="008D3B5C"/>
     <w:rPr>
       <w:rFonts w:ascii="Verdana" w:eastAsiaTheme="majorEastAsia" w:hAnsi="Verdana" w:cstheme="majorBidi"/>
       <w:b/>
-      <w:color w:val="0F4761" w:themeColor="accent1" w:themeShade="BF"/>
+      <w:color w:val="000000" w:themeColor="text1"/>
       <w:sz w:val="32"/>
       <w:szCs w:val="28"/>
     </w:rPr>
@@ -2796,13 +2819,13 @@
     <w:basedOn w:val="Fuentedeprrafopredeter"/>
     <w:link w:val="Ttulo4"/>
     <w:uiPriority w:val="9"/>
-    <w:rsid w:val="006C20A2"/>
+    <w:rsid w:val="008D3B5C"/>
     <w:rPr>
       <w:rFonts w:ascii="Verdana" w:eastAsiaTheme="majorEastAsia" w:hAnsi="Verdana" w:cstheme="majorBidi"/>
       <w:b/>
       <w:i/>
       <w:iCs/>
-      <w:color w:val="0F4761" w:themeColor="accent1" w:themeShade="BF"/>
+      <w:color w:val="000000" w:themeColor="text1"/>
       <w:sz w:val="28"/>
     </w:rPr>
   </w:style>
@@ -3046,9 +3069,9 @@
     <w:basedOn w:val="Fuentedeprrafopredeter"/>
     <w:uiPriority w:val="99"/>
     <w:unhideWhenUsed/>
-    <w:rsid w:val="006C4C96"/>
+    <w:rsid w:val="006C1287"/>
     <w:rPr>
-      <w:color w:val="467886" w:themeColor="hyperlink"/>
+      <w:color w:val="215E99" w:themeColor="text2" w:themeTint="BF"/>
       <w:u w:val="single"/>
     </w:rPr>
   </w:style>
